--- a/ICON_OSSP_Team13.docx
+++ b/ICON_OSSP_Team13.docx
@@ -1933,8 +1933,15 @@
         <w:spacing w:after="120" w:line="259" w:lineRule="auto"/>
       </w:pPr>
       <w:r>
-        <w:t>Faculty Name: ________________________________________________________________</w:t>
+        <w:t xml:space="preserve">Faculty Name: </w:t>
       </w:r>
+      <w:proofErr w:type="spellStart"/>
+      <w:proofErr w:type="gramStart"/>
+      <w:r>
+        <w:t>K.Hema</w:t>
+      </w:r>
+      <w:proofErr w:type="spellEnd"/>
+      <w:proofErr w:type="gramEnd"/>
     </w:p>
     <w:p>
       <w:pPr>
@@ -2937,7 +2944,6 @@
   <w:style w:type="character" w:default="1" w:styleId="DefaultParagraphFont">
     <w:name w:val="Default Paragraph Font"/>
     <w:uiPriority w:val="1"/>
-    <w:semiHidden/>
     <w:unhideWhenUsed/>
   </w:style>
   <w:style w:type="table" w:default="1" w:styleId="TableNormal">
